--- a/CMA_NewFormat_Volume1_Handout1.docx
+++ b/CMA_NewFormat_Volume1_Handout1.docx
@@ -875,21 +875,6 @@
       </w:tr>
     </w:tbl>
     <w:p/>
-    <w:p>
-      <w:pPr>
-        <w:spacing w:after="40" w:before="130"/>
-      </w:pPr>
-      <w:r>
-        <w:rPr>
-          <w:b/>
-          <w:bCs/>
-          <w:color w:val="23265A"/>
-          <w:sz w:val="24"/>
-          <w:szCs w:val="24"/>
-        </w:rPr>
-        <w:t xml:space="preserve">What you will be able to do when this handout is finished</w:t>
-      </w:r>
-    </w:p>
     <w:p/>
     <w:tbl>
       <w:tblPr>

--- a/CMA_NewFormat_Volume1_Handout1.docx
+++ b/CMA_NewFormat_Volume1_Handout1.docx
@@ -2242,6 +2242,19 @@
         </w:tc>
       </w:tr>
     </w:tbl>
+    <w:p>
+      <w:pPr>
+        <w:spacing w:before="60" w:after="60"/>
+      </w:pPr>
+      <w:r>
+        <w:rPr>
+          <w:color w:val="6B7280"/>
+          <w:sz w:val="17"/>
+          <w:szCs w:val="17"/>
+        </w:rPr>
+        <w:t xml:space="preserve">Four of the five read what they are given. The fifth writes its own rules and asks for its own forms, which is exactly why it is not a primary user.</w:t>
+      </w:r>
+    </w:p>
     <w:p/>
     <w:p>
       <w:pPr>
